--- a/por/docx/36.content.docx
+++ b/por/docx/36.content.docx
@@ -319,7 +319,7 @@
         <w:rPr>
           <w:lang w:val="pt_PT" w:bidi="pt_PT"/>
         </w:rPr>
-        <w:t xml:space="preserve"> Também eliminarei os que antes me seguiam e se afastaram; os que não me buscam e não perguntam por mim.</w:t>
+        <w:t xml:space="preserve"> Também eliminarei os que antes me seguiam e se afastaram; os que não me buscam e não perguntam por mim”.</w:t>
       </w:r>
     </w:p>
     <w:p>
@@ -340,7 +340,7 @@
         <w:rPr>
           <w:lang w:val="pt_PT" w:bidi="pt_PT"/>
         </w:rPr>
-        <w:t xml:space="preserve"> “Calem-se diante do Soberano, o SENHOR, porque o dia do seu juízo chegou; o SENHOR preparou o castigo e separou os executores contra o seu povo.</w:t>
+        <w:t xml:space="preserve"> Calem-se diante do Soberano, o SENHOR, porque o dia do seu juízo chegou; o SENHOR preparou um sacrifício e já separou aqueles que ele chamou para executar o seu juízo.</w:t>
       </w:r>
     </w:p>
     <w:p>
@@ -361,7 +361,7 @@
         <w:rPr>
           <w:lang w:val="pt_PT" w:bidi="pt_PT"/>
         </w:rPr>
-        <w:t xml:space="preserve"> Nesse dia de juízo, eu punirei os líderes e os príncipes de Judá, e também todos os que vestem roupas estrangeiras.</w:t>
+        <w:t xml:space="preserve"> "Nesse dia de juízo, eu punirei os líderes e os príncipes de Judá, e também todos os que vestem roupas estrangeiras.</w:t>
       </w:r>
     </w:p>
     <w:p>
@@ -382,7 +382,7 @@
         <w:rPr>
           <w:lang w:val="pt_PT" w:bidi="pt_PT"/>
         </w:rPr>
-        <w:t xml:space="preserve"> Sim, punirei os que, ao me adorar, adotam costumes de fora; os que roubam e enchem as casas de seus senhores com ganho desonesto, obtido por violência e engano.</w:t>
+        <w:t xml:space="preserve"> Sim, punirei os que seguem costumes de fora e os que enchem as casas de seus senhores com bens obtidos por violência e engano.</w:t>
       </w:r>
     </w:p>
     <w:p>
@@ -403,7 +403,7 @@
         <w:rPr>
           <w:lang w:val="pt_PT" w:bidi="pt_PT"/>
         </w:rPr>
-        <w:t xml:space="preserve"> “Naquele dia”, diz o SENHOR, “ouvir-se-á um grito de alarme junto à Porta dos Peixes; haverá clamor no bairro novo e grande lamento nas partes altas.</w:t>
+        <w:t xml:space="preserve"> Naquele dia”, diz o SENHOR, “ouvirão um grito de alarme junto à Porta dos Peixes; haverá clamor no bairro novo e grande lamento nos altos dos montes.</w:t>
       </w:r>
     </w:p>
     <w:p>
@@ -487,7 +487,7 @@
         <w:rPr>
           <w:lang w:val="pt_PT" w:bidi="pt_PT"/>
         </w:rPr>
-        <w:t xml:space="preserve"> “O grande dia do SENHOR está muito próximo; ele se aproxima depressa; o som do dia do SENHOR será terrível, e até os fortes chorarão com amargura.</w:t>
+        <w:t xml:space="preserve"> O grande dia do SENHOR está muito próximo; ele se aproxima depressa; o dia do SENHOR será terrível, e até os fortes chorarão com amargura.</w:t>
       </w:r>
     </w:p>
     <w:p>
@@ -550,7 +550,7 @@
         <w:rPr>
           <w:lang w:val="pt_PT" w:bidi="pt_PT"/>
         </w:rPr>
-        <w:t xml:space="preserve"> “Eu farei os homens andarem como cegos, tateando sem caminho, porque pecaram contra o SENHOR; o sangue deles será espalhado como pó, e seus corpos apodrecerão sobre a terra.</w:t>
+        <w:t xml:space="preserve"> Eu farei os homens andarem como cegos, tateando sem caminho, porque pecaram contra o SENHOR; o sangue deles será derramado no pó, e seus corpos apodrecerão sobre a terra”.</w:t>
       </w:r>
     </w:p>
     <w:p>
@@ -571,7 +571,7 @@
         <w:rPr>
           <w:lang w:val="pt_PT" w:bidi="pt_PT"/>
         </w:rPr>
-        <w:t xml:space="preserve"> A prata e o ouro deles não poderão livrá-los no dia da ira do SENHOR; toda a terra será consumida pelo fogo do zelo do SENHOR, pois ele fará um fim rápido de todos os moradores da terra".</w:t>
+        <w:t xml:space="preserve"> A prata e o ouro deles não poderão livrá-los no dia da ira do SENHOR; toda a terra será consumida pelo fogo do zelo do SENHOR, pois ele fará um fim rápido de todos os moradores da terra.</w:t>
       </w:r>
     </w:p>
     <w:p>
@@ -608,7 +608,7 @@
         <w:rPr>
           <w:lang w:val="pt_PT" w:bidi="pt_PT"/>
         </w:rPr>
-        <w:t xml:space="preserve"> Reúnam-se, ajuntem o povo e busquem em oração, ó nação sem vergonha.</w:t>
+        <w:t xml:space="preserve"> Reúna-se, ajunte-se, ó nação sem vergonha!</w:t>
       </w:r>
     </w:p>
     <w:p>
@@ -629,7 +629,7 @@
         <w:rPr>
           <w:lang w:val="pt_PT" w:bidi="pt_PT"/>
         </w:rPr>
-        <w:t xml:space="preserve"> Façam isso enquanto ainda há tempo, antes que o juízo comece e a chance de vocês seja levada como palha ao vento; antes que a ira forte do SENHOR se derrame e o dia terrível do SENHOR os alcance.</w:t>
+        <w:t xml:space="preserve"> Faça isso enquanto ainda há tempo, antes que o juízo comece e sua chance seja levada como palha ao vento; antes que a ira violenta do SENHOR se derrame e o dia terrível do SENHOR a alcance.</w:t>
       </w:r>
     </w:p>
     <w:p>
@@ -650,7 +650,7 @@
         <w:rPr>
           <w:lang w:val="pt_PT" w:bidi="pt_PT"/>
         </w:rPr>
-        <w:t xml:space="preserve"> Procurem o SENHOR, todos vocês que são humildes, todos os que obedeceram às suas leis; vivam com humildade e pratiquem o que é certo, pois talvez vocês escapem do castigo no dia da ira do SENHOR.</w:t>
+        <w:t xml:space="preserve"> Supliquem ao SENHOR, todos vocês que são humildes, todos os que obedeceram às suas leis; vivam com humildade e pratiquem o que é certo, pois talvez vocês escapem do castigo no dia da ira do SENHOR.</w:t>
       </w:r>
     </w:p>
     <w:p>
@@ -671,7 +671,7 @@
         <w:rPr>
           <w:lang w:val="pt_PT" w:bidi="pt_PT"/>
         </w:rPr>
-        <w:t xml:space="preserve"> Gaza ficará vazia, Ascalom será deixada para trás, Asdode será levada ao exílio ao meio-dia, e Ecrom perderá os seus moradores.</w:t>
+        <w:t xml:space="preserve"> Gaza ficará vazia, Ascalom ficará abandonada, Asdode será levada ao exílio ao meio-dia e Ecrom perderá os seus moradores.</w:t>
       </w:r>
     </w:p>
     <w:p>
@@ -692,7 +692,7 @@
         <w:rPr>
           <w:lang w:val="pt_PT" w:bidi="pt_PT"/>
         </w:rPr>
-        <w:t xml:space="preserve"> Ai de vocês, filisteus, que moram na faixa do mar, na terra de Canaã, porque esta sentença também é contra vocês; o SENHOR fará perecer os habitantes de vocês.</w:t>
+        <w:t xml:space="preserve"> Ai de vocês, filisteus, que moram no litoral da terra de Canaã, porque este julgamento também é contra vocês; o SENHOR destruirá todos os seus moradores.</w:t>
       </w:r>
     </w:p>
     <w:p>
@@ -713,7 +713,7 @@
         <w:rPr>
           <w:lang w:val="pt_PT" w:bidi="pt_PT"/>
         </w:rPr>
-        <w:t xml:space="preserve"> A costa se tornará pasto, lugar de pastores, com abrigos e currais de ovelhas.</w:t>
+        <w:t xml:space="preserve"> A costa se tornará pasto, lugar de pastores e currais de ovelhas.</w:t>
       </w:r>
     </w:p>
     <w:p>
@@ -797,7 +797,7 @@
         <w:rPr>
           <w:lang w:val="pt_PT" w:bidi="pt_PT"/>
         </w:rPr>
-        <w:t xml:space="preserve"> Elas receberão o castigo justo por causa do seu orgulho, porque zombaram e ofenderam o povo do SENHOR dos Exércitos.</w:t>
+        <w:t xml:space="preserve"> Eles receberão o castigo justo por causa do seu orgulho, porque zombaram e ofenderam o povo do SENHOR dos Exércitos.</w:t>
       </w:r>
     </w:p>
     <w:p>
@@ -818,7 +818,7 @@
         <w:rPr>
           <w:lang w:val="pt_PT" w:bidi="pt_PT"/>
         </w:rPr>
-        <w:t xml:space="preserve"> O SENHOR agirá contra elas com coisas terríveis; ele fará desaparecer os deuses das nações, e todos os homens o adorarão, cada um em sua própria terra, em toda a terra.</w:t>
+        <w:t xml:space="preserve"> O SENHOR será terrível com eles, pois ele derrubará todos os deuses da terra. E as nações de todo o mundo o adorarão, cada uma em sua própria terra.</w:t>
       </w:r>
     </w:p>
     <w:p>
@@ -960,7 +960,7 @@
         <w:rPr>
           <w:lang w:val="pt_PT" w:bidi="pt_PT"/>
         </w:rPr>
-        <w:t xml:space="preserve"> Ela se exalta e não escuta a voz do SENHOR; não aceita orientação, não recebe correção; não confia no SENHOR e não se aproxima do seu Deus.</w:t>
+        <w:t xml:space="preserve"> Ela não escuta a voz do SENHOR nem aceita correção; não confia no SENHOR e não se aproxima do seu Deus.</w:t>
       </w:r>
     </w:p>
     <w:p>
@@ -1002,7 +1002,7 @@
         <w:rPr>
           <w:lang w:val="pt_PT" w:bidi="pt_PT"/>
         </w:rPr>
-        <w:t xml:space="preserve"> Seus profetas são instáveis e enganam; seus sacerdotes tornam o santuário impuro e quebram a lei de Deus.</w:t>
+        <w:t xml:space="preserve"> Seus profetas são mentirosos e enganadores; seus sacerdotes tornam o santuário impuro e desobedecem à lei de Deus.</w:t>
       </w:r>
     </w:p>
     <w:p>
@@ -1044,7 +1044,7 @@
         <w:rPr>
           <w:lang w:val="pt_PT" w:bidi="pt_PT"/>
         </w:rPr>
-        <w:t xml:space="preserve"> “Eu eliminei muitas nações; suas fortalezas ficaram em ruínas até os limites mais distantes; deixei suas ruas quebradas e vazias, e suas cidades ficaram desertas, sem um sobrevivente.</w:t>
+        <w:t xml:space="preserve"> “Eu eliminei muitas nações; suas fortalezas ficaram em ruínas; deixei suas ruas destruídas e vazias, e suas cidades ficaram desertas, sem um sobrevivente.</w:t>
       </w:r>
     </w:p>
     <w:p>
@@ -1086,7 +1086,7 @@
         <w:rPr>
           <w:lang w:val="pt_PT" w:bidi="pt_PT"/>
         </w:rPr>
-        <w:t xml:space="preserve"> Mas o SENHOR diz: “Esperem com paciência; virá o dia em que eu me levantarei para acusar; reunirei povos e ajuntarei reinos, para derramar sobre eles todo o meu furor e toda a minha ira; toda a terra será consumida pelo fogo do meu zelo.</w:t>
+        <w:t xml:space="preserve"> Mas o SENHOR diz: “Esperem por mim. Virá o dia em que eu me levantarei para acusar; reunirei povos e ajuntarei reinos, para derramar sobre eles todo o meu furor e toda a minha ira; toda a terra será consumida pelo fogo do meu zelo.</w:t>
       </w:r>
     </w:p>
     <w:p>
@@ -1107,7 +1107,7 @@
         <w:rPr>
           <w:lang w:val="pt_PT" w:bidi="pt_PT"/>
         </w:rPr>
-        <w:t xml:space="preserve"> Então eu tornarei pura a fala dos povos, para que todos invoquem o nome do SENHOR e o sirvam juntos, com um só propósito.</w:t>
+        <w:t xml:space="preserve"> Então eu purificarei os lábios dos povos, para que todos invoquem o nome do SENHOR e o sirvam juntos, com um só propósito.</w:t>
       </w:r>
     </w:p>
     <w:p>
@@ -1128,7 +1128,7 @@
         <w:rPr>
           <w:lang w:val="pt_PT" w:bidi="pt_PT"/>
         </w:rPr>
-        <w:t xml:space="preserve"> O meu povo, espalhado além dos rios da Etiópia, virá trazendo ofertas e pedindo que eu seja novamente o seu Deus.</w:t>
+        <w:t xml:space="preserve"> Além dos rios da Etiópia, os que me adoram, o meu povo espalhado, trarão ofertas para mim.</w:t>
       </w:r>
     </w:p>
     <w:p>
@@ -1149,7 +1149,7 @@
         <w:rPr>
           <w:lang w:val="pt_PT" w:bidi="pt_PT"/>
         </w:rPr>
-        <w:t xml:space="preserve"> Naquele dia vocês não terão de se envergonhar, porque deixarei de lado a rebeldia que havia em vocês; retirarei do meio de vocês os orgulhosos e arrogantes, e não haverá mais soberba no meu santo monte.</w:t>
+        <w:t xml:space="preserve"> Naquele dia, vocês não terão mais vergonha, porque não serão mais rebeldes contra mim; retirarei do meio de vocês os orgulhosos e arrogantes, e não haverá mais soberba no meu santo monte.</w:t>
       </w:r>
     </w:p>
     <w:p>
@@ -1191,7 +1191,7 @@
         <w:rPr>
           <w:lang w:val="pt_PT" w:bidi="pt_PT"/>
         </w:rPr>
-        <w:t xml:space="preserve"> O remanescente de Israel não praticará injustiça, nem falará mentira; não se achará em sua boca língua enganosa; viverá em paz, deitará em segurança, e ninguém o assustará”.</w:t>
+        <w:t xml:space="preserve"> O remanescente de Israel não praticará injustiça, nem falará mentira; não falará engano; viverá em paz, se deitará em segurança, e ninguém o assustará”.</w:t>
       </w:r>
     </w:p>
     <w:p>
@@ -1233,7 +1233,7 @@
         <w:rPr>
           <w:lang w:val="pt_PT" w:bidi="pt_PT"/>
         </w:rPr>
-        <w:t xml:space="preserve"> Pois o SENHOR retirou as acusações contra vocês e afastou o exército do inimigo; o SENHOR, o Rei de Israel, está no meio de vocês; o mal não os alcançará, e vocês não precisarão temer.</w:t>
+        <w:t xml:space="preserve"> Pois o SENHOR retirou as acusações contra vocês e afastou os seus inimigos; o SENHOR, o Rei de Israel, está no meio de vocês; vocês não precisarão mais temer o mal.</w:t>
       </w:r>
     </w:p>
     <w:p>
@@ -1254,7 +1254,7 @@
         <w:rPr>
           <w:lang w:val="pt_PT" w:bidi="pt_PT"/>
         </w:rPr>
-        <w:t xml:space="preserve"> Naquele dia se dirá a Jerusalém: “Não tema, Sião; não deixe as mãos caírem, nem perca a coragem.</w:t>
+        <w:t xml:space="preserve"> Naquele dia se dirá a Jerusalém: “Não tema, Sião; não deixe as mãos enfraquecerem, nem perca a coragem.</w:t>
       </w:r>
     </w:p>
     <w:p>
@@ -1275,7 +1275,7 @@
         <w:rPr>
           <w:lang w:val="pt_PT" w:bidi="pt_PT"/>
         </w:rPr>
-        <w:t xml:space="preserve"> Porque o SENHOR, seu Deus, está no meio de vocês; ele é poderoso para salvar; ele lhes dará vitória; ele se alegrará em vocês com grande alegria; ele os amará e ficará em silêncio quanto às acusações; ele se alegrará por vocês com gritos de júbilo”.</w:t>
+        <w:t xml:space="preserve"> Porque o SENHOR, seu Deus, está no meio de vocês; ele é poderoso para salvar; ele se alegrará em vocês com grande alegria; renovará vocês com o seu amor; ele se alegrará por vocês com gritos de alegria”.</w:t>
       </w:r>
     </w:p>
     <w:p>
@@ -1296,7 +1296,7 @@
         <w:rPr>
           <w:lang w:val="pt_PT" w:bidi="pt_PT"/>
         </w:rPr>
-        <w:t xml:space="preserve"> “Eu reunirei os que estão feridos e tirarei de vocês o peso do que os envergonhava.</w:t>
+        <w:t xml:space="preserve"> “Eu reunirei aqueles que estão tristes porque não podem participar das festas; eles carregam essa vergonha como um peso.</w:t>
       </w:r>
     </w:p>
     <w:p>
@@ -1338,7 +1338,7 @@
         <w:rPr>
           <w:lang w:val="pt_PT" w:bidi="pt_PT"/>
         </w:rPr>
-        <w:t xml:space="preserve"> Naquele tempo eu reunirei todos vocês e os trarei de volta à sua terra; darei a vocês um nome respeitado e honrado entre todos os povos; as nações os elogiarão quando eu mudar a sorte de vocês diante dos seus próprios olhos”, diz o SENHOR.</w:t>
+        <w:t xml:space="preserve"> Naquele tempo eu reunirei todos vocês e os trarei de volta à sua terra; darei a vocês honra e reconhecimento entre todos os povos da terra, quando eu restaurar a sorte de vocês diante dos olhos deles”, diz o SENHOR.</w:t>
       </w:r>
     </w:p>
     <w:sectPr>
